--- a/docs/ZRdp_SVN_Bridge_利用方法_0.7.14.docx
+++ b/docs/ZRdp_SVN_Bridge_利用方法_0.7.14.docx
@@ -317,7 +317,7 @@
               <w:rPr>
                 <w:sz w:val="19"/>
               </w:rPr>
-              <w:t>2026-08-01</w:t>
+              <w:t>2026-08-03</w:t>
             </w:r>
           </w:p>
         </w:tc>
@@ -6741,58 +6741,7 @@
         </w:rPr>
       </w:pPr>
       <w:r>
-        <w:t>Credential UI</w:t>
-      </w:r>
-      <w:r>
-        <w:t>を</w:t>
-      </w:r>
-      <w:r>
-        <w:t>Cancel</w:t>
-      </w:r>
-      <w:r>
-        <w:t>または閉じた場合、</w:t>
-      </w:r>
-      <w:r>
-        <w:t>ZRdp</w:t>
-      </w:r>
-      <w:r>
-        <w:t>は追加の接続</w:t>
-      </w:r>
-      <w:r>
-        <w:t>error</w:t>
-      </w:r>
-      <w:r>
-        <w:t>を表示せず接続を取り消す。</w:t>
-      </w:r>
-      <w:r>
-        <w:rPr>
-          <w:lang w:eastAsia="ja-JP"/>
-        </w:rPr>
-        <w:t>認証失敗や接続障害では</w:t>
-      </w:r>
-      <w:r>
-        <w:rPr>
-          <w:lang w:eastAsia="ja-JP"/>
-        </w:rPr>
-        <w:t>Windows</w:t>
-      </w:r>
-      <w:r>
-        <w:rPr>
-          <w:lang w:eastAsia="ja-JP"/>
-        </w:rPr>
-        <w:t>が返した</w:t>
-      </w:r>
-      <w:r>
-        <w:rPr>
-          <w:lang w:eastAsia="ja-JP"/>
-        </w:rPr>
-        <w:t>error</w:t>
-      </w:r>
-      <w:r>
-        <w:rPr>
-          <w:lang w:eastAsia="ja-JP"/>
-        </w:rPr>
-        <w:t>を確認する。</w:t>
+        <w:t>Credential UIをCancelまたは閉じた場合、ZRdpは追加の接続errorを表示せず接続を取り消す。certificate警告で「いいえ」を選んだ場合はpassword入力や同じ警告を自動で反復せず、そのSession Windowだけを閉じる。接続管理Windowと他の接続は維持する。認証失敗や接続障害ではWindowsが返したerrorを確認する。</w:t>
       </w:r>
     </w:p>
     <w:p>
